--- a/Pluo/Etude de prix/Etude de prix.docx
+++ b/Pluo/Etude de prix/Etude de prix.docx
@@ -8,6 +8,17 @@
       </w:r>
     </w:p>
     <w:p>
+      <w:pPr>
+        <w:rPr>
+          <w:rFonts w:ascii="Aptos Narrow" w:eastAsia="Times New Roman" w:hAnsi="Aptos Narrow" w:cs="Times New Roman"/>
+          <w:color w:val="000000"/>
+          <w:kern w:val="0"/>
+          <w:sz w:val="22"/>
+          <w:szCs w:val="22"/>
+          <w:lang w:eastAsia="es-AR"/>
+          <w14:ligatures w14:val="none"/>
+        </w:rPr>
+      </w:pPr>
       <w:r>
         <w:t>Pour cette étude, j’ai sélectionné des modèles parmi les plus connus (</w:t>
       </w:r>
@@ -51,7 +62,19 @@
         <w:t xml:space="preserve">, </w:t>
       </w:r>
       <w:r>
-        <w:t xml:space="preserve">si la taille du fichier STL augmente, le nombre de jetons peut dépasser le seuil ≤ 200 000 jetons appliqué par certains fournisseurs (ce qui fait basculer vers une tarification “&gt; 200k” et peut aussi poser des limites de contexte). Dans mes deux exemples, l’estimation pour le fichier STL varie d’environ 388 000 </w:t>
+        <w:t xml:space="preserve">si la taille du fichier STL augmente, le nombre de jetons peut dépasser le seuil ≤ 200 000 jetons appliqué par certains fournisseurs (ce qui fait basculer vers une tarification “&gt; 200k” et peut aussi poser des limites de contexte). Dans mes deux exemples, l’estimation pour le fichier STL varie d’environ </w:t>
+      </w:r>
+      <w:r>
+        <w:t>788</w:t>
+      </w:r>
+      <w:r>
+        <w:t xml:space="preserve"> </w:t>
+      </w:r>
+      <w:r>
+        <w:t>488</w:t>
+      </w:r>
+      <w:r>
+        <w:t xml:space="preserve"> </w:t>
       </w:r>
       <w:proofErr w:type="spellStart"/>
       <w:r>
@@ -59,7 +82,25 @@
       </w:r>
       <w:proofErr w:type="spellEnd"/>
       <w:r>
-        <w:t xml:space="preserve"> à 864 000 </w:t>
+        <w:t xml:space="preserve"> à </w:t>
+      </w:r>
+      <w:r>
+        <w:t>2</w:t>
+      </w:r>
+      <w:r>
+        <w:t xml:space="preserve"> </w:t>
+      </w:r>
+      <w:r>
+        <w:t>852</w:t>
+      </w:r>
+      <w:r>
+        <w:t xml:space="preserve"> </w:t>
+      </w:r>
+      <w:r>
+        <w:t>433</w:t>
+      </w:r>
+      <w:r>
+        <w:t xml:space="preserve"> </w:t>
       </w:r>
       <w:proofErr w:type="spellStart"/>
       <w:r>
@@ -92,23 +133,10 @@
         </w:numPr>
       </w:pPr>
       <w:r>
-        <w:t xml:space="preserve">Pour le prompt (texte) : ~430 à 520 </w:t>
-      </w:r>
-      <w:proofErr w:type="spellStart"/>
-      <w:r>
-        <w:t>tokens</w:t>
-      </w:r>
-      <w:proofErr w:type="spellEnd"/>
-      <w:r>
-        <w:t xml:space="preserve"> (≈ 1 701 caractères, avec l’approximation 1 </w:t>
-      </w:r>
-      <w:proofErr w:type="spellStart"/>
-      <w:r>
-        <w:t>token</w:t>
-      </w:r>
-      <w:proofErr w:type="spellEnd"/>
-      <w:r>
-        <w:t xml:space="preserve"> ≈ 4 caractères).</w:t>
+        <w:t xml:space="preserve">Pour le prompt (texte) : </w:t>
+      </w:r>
+      <w:r>
+        <w:t>22</w:t>
       </w:r>
     </w:p>
     <w:p>
@@ -120,27 +148,27 @@
         </w:numPr>
       </w:pPr>
       <w:r>
-        <w:t xml:space="preserve">Pour l’image (1165×988 px) : ~1 032 </w:t>
-      </w:r>
-      <w:proofErr w:type="spellStart"/>
-      <w:r>
-        <w:t>tokens</w:t>
-      </w:r>
-      <w:proofErr w:type="spellEnd"/>
-      <w:r>
-        <w:t>.</w:t>
+        <w:t xml:space="preserve">Pour l’image (1165×988 px) : </w:t>
+      </w:r>
+      <w:r>
+        <w:t>300</w:t>
       </w:r>
     </w:p>
     <w:p>
-      <w:pPr>
-        <w:pStyle w:val="Paragraphedeliste"/>
-        <w:numPr>
-          <w:ilvl w:val="0"/>
-          <w:numId w:val="6"/>
-        </w:numPr>
-      </w:pPr>
-      <w:r>
-        <w:t xml:space="preserve">Pour le fichier STL : entre ~388 000 </w:t>
+      <w:r>
+        <w:t>Pour le fichier STL : entre ~</w:t>
+      </w:r>
+      <w:r>
+        <w:t xml:space="preserve"> </w:t>
+      </w:r>
+      <w:r>
+        <w:t>788</w:t>
+      </w:r>
+      <w:r>
+        <w:t xml:space="preserve"> </w:t>
+      </w:r>
+      <w:r>
+        <w:t xml:space="preserve">488 </w:t>
       </w:r>
       <w:proofErr w:type="spellStart"/>
       <w:r>
@@ -148,45 +176,39 @@
       </w:r>
       <w:proofErr w:type="spellEnd"/>
       <w:r>
-        <w:t xml:space="preserve"> (STL ~0,97 Mo, ASCII) et ~864 000 </w:t>
-      </w:r>
-      <w:proofErr w:type="spellStart"/>
-      <w:r>
-        <w:t>tokens</w:t>
-      </w:r>
-      <w:proofErr w:type="spellEnd"/>
-      <w:r>
-        <w:t xml:space="preserve"> (STL ~3,46 Mo, ASCII)</w:t>
+        <w:t xml:space="preserve"> (STL ~0,97 Mo, ASCII) et ~</w:t>
+      </w:r>
+      <w:r>
+        <w:t>2</w:t>
+      </w:r>
+      <w:r>
+        <w:t> </w:t>
+      </w:r>
+      <w:r>
+        <w:t>852</w:t>
+      </w:r>
+      <w:r>
+        <w:t> </w:t>
+      </w:r>
+      <w:r>
+        <w:t>433</w:t>
+      </w:r>
+    </w:p>
+    <w:p/>
+    <w:p>
+      <w:r>
+        <w:t xml:space="preserve">Par exemple pour une requête chez Google pour le model </w:t>
+      </w:r>
+      <w:r>
+        <w:t>gemini-2.5-flash</w:t>
+      </w:r>
+      <w:r>
+        <w:t xml:space="preserve"> il faut compter environ : </w:t>
       </w:r>
     </w:p>
     <w:p>
       <w:r>
-        <w:t xml:space="preserve">Par exemple pour une requête chez Google pour le model </w:t>
-      </w:r>
-      <w:r>
-        <w:t>gemini-2.5-flash</w:t>
-      </w:r>
-      <w:r>
-        <w:t xml:space="preserve"> il faut compter environ : </w:t>
-      </w:r>
-    </w:p>
-    <w:p>
-      <w:pPr>
-        <w:rPr>
-          <w:u w:val="single"/>
-        </w:rPr>
-      </w:pPr>
-      <w:r>
-        <w:rPr>
-          <w:u w:val="single"/>
-        </w:rPr>
-        <w:t>Estimation du coût (USD) par requête</w:t>
-      </w:r>
-      <w:r>
-        <w:rPr>
-          <w:u w:val="single"/>
-        </w:rPr>
-        <w:t> :</w:t>
+        <w:t>Estimation du coût (USD) par requête :</w:t>
       </w:r>
     </w:p>
     <w:p>
@@ -244,7 +266,16 @@
         </m:sSub>
       </m:oMath>
       <w:r>
-        <w:t xml:space="preserve">≈ 388 688 à 389 552 </w:t>
+        <w:t xml:space="preserve">≈ </w:t>
+      </w:r>
+      <w:r>
+        <w:t>788</w:t>
+      </w:r>
+      <w:r>
+        <w:t> </w:t>
+      </w:r>
+      <w:r>
+        <w:t xml:space="preserve">488 </w:t>
       </w:r>
       <w:proofErr w:type="spellStart"/>
       <w:r>
@@ -294,13 +325,11 @@
         </m:sSub>
       </m:oMath>
       <w:r>
-        <w:t xml:space="preserve">≈ 50 </w:t>
-      </w:r>
-      <w:proofErr w:type="spellStart"/>
-      <w:r>
-        <w:t>tokens</w:t>
-      </w:r>
-      <w:proofErr w:type="spellEnd"/>
+        <w:t xml:space="preserve">≈ </w:t>
+      </w:r>
+      <w:r>
+        <w:t xml:space="preserve">négligeable </w:t>
+      </w:r>
     </w:p>
     <w:p>
       <w:pPr>
@@ -311,7 +340,28 @@
         </w:numPr>
       </w:pPr>
       <w:r>
-        <w:t>Coût ≈ $0,1167 à $0,1170 par requête (≈ 11,7 cents)</w:t>
+        <w:t>Coût ≈ $</w:t>
+      </w:r>
+      <w:r>
+        <w:t>0,23</w:t>
+      </w:r>
+      <w:r>
+        <w:t xml:space="preserve">7 </w:t>
+      </w:r>
+      <w:r>
+        <w:t xml:space="preserve">par requête (≈ </w:t>
+      </w:r>
+      <w:r>
+        <w:t>23</w:t>
+      </w:r>
+      <w:r>
+        <w:t>,</w:t>
+      </w:r>
+      <w:r>
+        <w:t>7</w:t>
+      </w:r>
+      <w:r>
+        <w:t xml:space="preserve"> cents)</w:t>
       </w:r>
     </w:p>
     <w:p>
@@ -369,7 +419,19 @@
         </m:sSub>
       </m:oMath>
       <w:r>
-        <w:t xml:space="preserve">≈ 864 688 à 865 552 </w:t>
+        <w:t xml:space="preserve">≈ </w:t>
+      </w:r>
+      <w:r>
+        <w:t>2 852</w:t>
+      </w:r>
+      <w:r>
+        <w:t> </w:t>
+      </w:r>
+      <w:r>
+        <w:t>433</w:t>
+      </w:r>
+      <w:r>
+        <w:t xml:space="preserve"> </w:t>
       </w:r>
       <w:proofErr w:type="spellStart"/>
       <w:r>
@@ -419,13 +481,11 @@
         </m:sSub>
       </m:oMath>
       <w:r>
-        <w:t xml:space="preserve">≈ 50 </w:t>
-      </w:r>
-      <w:proofErr w:type="spellStart"/>
-      <w:r>
-        <w:t>tokens</w:t>
-      </w:r>
-      <w:proofErr w:type="spellEnd"/>
+        <w:t xml:space="preserve">≈ </w:t>
+      </w:r>
+      <w:r>
+        <w:t>négligeable</w:t>
+      </w:r>
     </w:p>
     <w:p>
       <w:pPr>
@@ -436,7 +496,50 @@
         </w:numPr>
       </w:pPr>
       <w:r>
-        <w:t>Coût ≈ $0,2595 à $0,2598 par requête (≈ 26 cents)</w:t>
+        <w:t>Coût ≈ $0,</w:t>
+      </w:r>
+      <w:r>
+        <w:t>84</w:t>
+      </w:r>
+      <w:r>
+        <w:t xml:space="preserve"> par requête (≈ </w:t>
+      </w:r>
+      <w:r>
+        <w:t>84</w:t>
+      </w:r>
+      <w:r>
+        <w:t xml:space="preserve"> cents)</w:t>
+      </w:r>
+    </w:p>
+    <w:p>
+      <w:r>
+        <w:t>Certains</w:t>
+      </w:r>
+      <w:r>
+        <w:t xml:space="preserve"> modèles permettent l’utilisation d’un cache, ce qui peut réduire fortement le coût par requête. Cette approche est d’autant plus intéressante que le volume de </w:t>
+      </w:r>
+      <w:proofErr w:type="spellStart"/>
+      <w:r>
+        <w:t>tokens</w:t>
+      </w:r>
+      <w:proofErr w:type="spellEnd"/>
+      <w:r>
+        <w:t xml:space="preserve"> est important.</w:t>
+      </w:r>
+      <w:r>
+        <w:br/>
+      </w:r>
+      <w:r>
+        <w:lastRenderedPageBreak/>
+        <w:t xml:space="preserve">En revanche, je crains que les fichiers dépassant 1M de </w:t>
+      </w:r>
+      <w:proofErr w:type="spellStart"/>
+      <w:r>
+        <w:t>tokens</w:t>
+      </w:r>
+      <w:proofErr w:type="spellEnd"/>
+      <w:r>
+        <w:t xml:space="preserve"> ne soient pas supportés par la majorité des modèles.</w:t>
       </w:r>
     </w:p>
     <w:p/>
@@ -3158,6 +3261,7 @@
   <w:style w:type="character" w:default="1" w:styleId="Policepardfaut">
     <w:name w:val="Default Paragraph Font"/>
     <w:uiPriority w:val="1"/>
+    <w:semiHidden/>
     <w:unhideWhenUsed/>
   </w:style>
   <w:style w:type="table" w:default="1" w:styleId="TableauNormal">
